--- a/arb/docx/05.content.docx
+++ b/arb/docx/05.content.docx
@@ -147,13 +147,6 @@
         <w:rPr>
           <w:lang w:val="ar_AE" w:bidi="ar_AE"/>
         </w:rPr>
-      </w:r>
-      <w:r>
-        <w:rPr>
-          <w:i/>
-          <w:lang w:val="ar_AE" w:bidi="ar_AE"/>
-        </w:rPr>
-        <w:t>تثنية 1:1, تثنية 1: 3, تثنية 1: 8, تثنية 1: 9–10, تثنية 1: 12–13, تثنية 1: 16, تثنية 1: 19, تثنية 1: 22, تثنية 1: 23, تثنية 1: 25, تثنية 1: 27, تثنية 1: 28, تثنية 1: 29–30, تثنية 1: 34–35, تثنية 1: 38, تثنية 1: 39, تثنية 1: 43–44, تثنية 2: 1, تثنية 2: 4 - 5, تثنية 2: 6, تثنية 2: 9, تثنية 2: 14, تثنية 2: 16, تثنية 2: 19, تثنية 2: 25, تثنية 2: 26–27, تثنية 2: 28–29, تثنية 2: 32–33, تثنية 2: 34, تثنية 3: 1, تثنية 3: 3–4, تثنية 3: 7, تثنية 3: 12–13, تثنية 3: 18, تثنية 3: 20, تثنية 3: 22, تثنية 3: 25, تثنية 3: 26, تثنية 3: 27, تثنية 3: 28–29, تثنية 4: 1, تثنية 4: 2, تثنية 4: 4, تثنية 4: 6, تثنية 4: 9–10, تثنية 4: 11–12, تثنية 4: 13, تثنية 4: 15–18, تثنية 4: 19, تثنية 4: 20, تثنية 4: 21–22, تثنية 4: 24, تثنية 4: 26, تثنية 4: 27–28, تثنية 4: 29, تثنية 4: 30, تثنية 4: 34, تثنية 4: 35–36, تثنية 4: 37–38, تثنية 4: 41–42, تثنية 4: 44–45, تثنية 4: 48–49, تثنية 5: 2–3, تثنية 5: 4–5, تثنية 5: 6, تثنية 5: 8, تثنية 5: 9, تثنية 5: 10, تثنية 5: 11, تثنية 5: 12–14, تثنية 5: 15, تثنية 5: 16, تثنية 5: 17–20, تثنية 5: 22, تثنية 5: 25, تثنية 5: 27, تثنية 5: 28, تثنية 5: 33, تثنية 6: 2, تثنية 6: 3, تثنية 6: 5, تثنية 6: 6–7, تثنية 6: 10–12, تثنية 6: 15, تثنية 6: 16, تثنية 6: 20–23, تثنية 6: 24, تثنية 7: 2, تثنية 7: 2–3, تثنية 7: 5, تثنية 7: 8, تثنية 7: 9, تثنية 7: 12–13, تثنية 7: 17–19, تثنية 7: 20, تثنية 7: 21–22, تثنية 7: 23, تثنية 7: 25–26, تثنية 8: 2, تثنية 8: 3, تثنية 8: 4, تثنية 8: 5, تثنية 8: 7–8, تثنية 8: 10, تثنية 8: 11, تثنية 8: 13–14, تثنية 8: 15–16, تثنية 8: 19–20, تثنية 9: 1, تثنية 9: 3, تثنية 9: 4, تثنية 9: 5, تثنية 9: 7–8, تثنية 9:9, تثنية 9: 12, تثنية 9: 13–14, تثنية 9: 15–16, تثنية 9: 17–18, تثنية 9: 19–20, تثنية 9: 21, تثنية 9: 22–24, تثنية 9: 25–26, تثنية 9: 27–28, تثنية 10: 2, تثنية 10: 4, تثنية 10: 5, تثنية 10: 6, تثنية 10: 8, تثنية 10:10, تثنية 10: 12–13, تثنية 10: 16, تثنية 10: 19, تثنية 10: 22, تثنية 11: 1, تثنية 11: 2, تثنية 11: 4, تثنية 11: 7, تثنية 11: 8–9, تثنية 11:11, تثنية 11: 14, تثنية 11: 17, تثنية 11: 19, تثنية 11: 21, تثنية 11: 22–23, تثنية 11: 25, تثنية 11: 26, تثنية 11: 31, تثنية 12: 2, تثنية 12: 3, تثنية 12: 5, تثنية 12: 8, تثنية 12: 10, تثنية 12: 15, تثنية 12: 16, تثنية 12: 17, تثنية 12: 18, تثنية 12: 19, تثنية 12: 20, تثنية 12: 21, تثنية 12: 23–24, تثنية 12: 26, تثنية 12: 27, تثنية 12: 28, تثنية 12: 30, تثنية 12: 31, تثنية 13: 3, تثنية 13: 5, تثنية 13: 9, تثنية 13: 10, تثنية 13: 14, تثنية 13: 15, تثنية 13: 17, تثنية 14: 1, تثنية 14: 6, تثنية 14: 8, تثنية 14: 9, تثنية 14: 19, تثنية 14: 21, تثنية 14: 21 (#2), تثنية 14: 22, تثنية 14: 23, تثنية 14: 24–25, تثنية 14: 27, تثنية 14: 28–29, تثنية 15: 1, تثنية 15: 2, تثنية 15: 3, تثنية 15: 4, تثنية 15: 6, تثنية 15: 7, تثنية 15: 9, تثنية 15: 10, تثنية 15: 11, تثنية 15: 14, تثنية 15:15, تثنية 15: 16- 17, تثنية 15: 18, تثنية 15: 19–20, تثنية 15: 21, تثنية 15: 23, تثنية 16: 1, تثنية 16: 2, تثنية 16: 3–4, تثنية 16: 4, تثنية 16: 6, تثنية 16: 6 (#2), تثنية 16: 8, تثنية 16: 8 (#2), تثنية 16: 9–10, تثنية 16: 10, تثنية 16: 12, تثنية 16: 13, تثنية 16:16, تثنية 16: 17, تثنية 16: 18, تثنية 16: 19, تثنية 16: 20, تثنية 16: 21–22, تثنية 17: 1, تثنية 17: 4, تثنية 17: 5, تثنية 17: 6, تثنية 17: 7, تثنية 17: 7 (#2), تثنية 17: 9, تثنية 17: 12, تثنية 17: 15, تثنية 17: 16, تثنية 17: 17, تثنية 17: 18–19, تثنية 17: 20, تثنية 18 : 1–2, تثنية 18: 3–4, تثنية 18: 5, تثنية 18: 6–7, تثنية 18: 9–11, تثنية 18:12–14, تثنية 18: 15, تثنية 18: 20, تثنية 18: 22, تثنية 19: 1–3, تثنية 19: 4–5, تثنية 19: 6–7, تثنية 19: 8–9, تثنية 19: 11–13, تثنية 19: 15, تثنية 19: 17–18, تثنية 19: 19, تثنية 20: 1, تثنية 20: 2–4, تثنية 20: 5, تثنية 20: 7, تثنية 20: 10–11, تثنية 20: 12–13, التثنية 20: 16–18, تثنية 20: 19–20, تثنية 21: 1–2, تثنية 21: 5, التثنية 21: 6–7, التثنية 21: 10, تثنية 21: 11–12, تثنية 21: 13, تثنية 21: 14, تثنية 21: 15–17, تثنية 21: 18, تثنية 21: 20, تثنية 21: 21, تثنية 21: 22–23, تثنية 22 :2, تثنية 22: 4, تثنية 22: 5, تثنية 22: 6–7, التثنية 22: 8, تثنية 22: 9, تثنية 22: 12, تثنية 22: 18–19, تثنية 22: 20–21, تثنية 22: 22, تثنية 22: 23–24, تثنية 22: 25–27, تثنية 22: 28–29, تثنية 22: 30, تثنية 23: 1–2, تثنية 23: 3–4, تثنية 23: 5, تثنية 23: 7–8, تثنية 23: 9–11, تثنية 23: 12–14, تثنية 23: 15–16, تثنية 23: 17–18, تثنية 23: 19–20, تثنية 23: 21–23, تثنية 23: 24–25, تثنية 24: 1–2, تثنية 24: 3–4, تثنية 24: 5, تثنية 24: 6, تثنية 24: 7, تثنية 24: 8–9, تثنية 24: 10–11, تثنية 24: 12–13, تثنية 24: 14–15, تثنية 24: 16, تثنية 24: 17–18, تثنية 24: 19–20, تثنية 25: 1, تثنية 25: 3, تثنية 25: 5–6, تثنية 25: 9–10, تثنية 25: 11–12, تثنية 25: 15–16, تثنية 25: 17–19, تثنية 26: 1–2, تثنية 26: 3, تثنية 26: 5, تثنية 26: 6, تثنية 26: 8–9, تثنية 26: 10–11, تثنية 26: 12, تثنية 26: 15, تثنية 26: 16, تثنية 26: 17, تثنية 26: 18–19, تثنية 27: 1, تثنية 27: 4, تثنية 27: 5, تثنية 27: 8, تثنية 27: 9–10, تثنية 27: 11–12, تثنية 27: 13, تثنية 27: 15, تثنية 27: 20, تثنية 27 : 24–25, تثنية 27: 26, تثنية 28: 1–2, التثنية 28: 7, تثنية 28: 9, تثنية 28: 12, تثنية 28: 15, تثنية 28: 23, تثنية 28: 25, تثنية 28: 27–28, تثنية 28: 30, تثنية 28: 32, تثنية 28: 37, تثنية 28: 38–39, تثنية 28: 43–44, تثنية 28: 45–46, تثنية 28: 47–48, تثنية 28: 49–51, تثنية 28: 54–55, تثنية 28: 56–57, تثنية 28: 59, تثنية 28: 62, تثنية 28: 65, تثنية 29: 1, تثنية 29: 1 (#2), تثنية 29: 2, تثنية 29: 4, تثنية 29: 5–6, تثنية 29: 9, تثنية 29: 10–11, تثنية 29: 12, التثنية 29: 13, تثنية 29: 14–15, تثنية 29: 16, تثنية 29: 17–18, تثنية 29: 19, تثنية 29: 20, تثنية 29: 22, تثنية 29: 24, تثنية 29: 25–26, تثنية 29: 27, التثنية 29: 28, تثنية 29: 29, تثنية 29: 29 (#2), تثنية 30: 2–3, تثنية 30: 4, تثنية 30: 5, التثنية 30: 6, التثنية 30: 7, تثنية 30: 8, تثنية 30: 9, تثنية 30: 10, تثنية 30: 11, تثنية 30: 14, تثنية 30: 15, تثنية 30: 16, تثنية 30: 17–18, تثنية 30: 19, تثنية 30: 20, تثنية 31: 1–2, تثنية 31: 2–3, تثنية 31: 3, تثنية 31: 4, تثنية 31: 5, تثنية 31: 6, تثنية 31: 7, التثنية 31: 8, تثنية 31: 9, التثنية 31: 10–11, تثنية 31: 12–13, تثنية 31: 13, تثنية 31: 14, تثنية 31: 14–15, تثنية 31: 16, تثنية 31: 17, تثنية 31: 17–18, تثنية 31: 19, تثنية 31: 20, تثنية 31: 21, تثنية 31: 21 (#2), تثنية 31: 22, تثنية 31: 23, تثنية 31 :23 (#2), تثنية 31: 24–25, تثنية 31: 25–26, تثنية 31: 27, تثنية 31: 28, تثنية 31: 29, تثنية 31: 29 (#2), تثنية 31: 29 (#3), تثنية 31: 30, تثنية 32: 1, تثنية 32: 2, تثنية 32: 3, تثنية 32: 4, تثنية 32: 4 (#2), تثنية 32: 5–6, تثنية 32: 6, التثنية 32: 7, تثنية 32: 8, تثنية 32: 9, تثنية 32: 10, تثنية 32: 10 (#2), تثنية 32: 11, تثنية 32: 12, التثنية 32: 15–16, تثنية 32: 17–18, التثنية 32: 19–20, التثنية 32: 21, تثنية 32: 23, تثنية 32: 27, تثنية 32: 28, تثنية 32: 29, تثنية 32: 30–31, تثنية 32: 33, تثنية 32: 33–34, تثنية 32: 34, التثنية 32: 35, التثنية 32: 35 (#2), تثنية 32: 36, تثنية 32: 37–38, تثنية 32: 39, تثنية 32: 40, التثنية 32: 41, التثنية 32: 42, التثنية 32: 43, تثنية 32: 43 (#2), تثنية 32: 44, تثنية 32: 46, تثنية 32: 48–49, تثنية 32: 50, تثنية 32: 50–51, تثنية 32: 52, تثنية 33: 1, تثنية 33: 2, تثنية 33: 3, تثنية 33: 3 (#2), تثنية 33: 4, تثنية 33: 5, تثنية 33: 6, تثنية 33: 7, تثنية 33: 8, تثنية 33: 10–11, تثنية 33: 12, تثنية 33: 16, تثنية 33: 17, تثنية 33: 18–19, تثنية 33: 20, تثنية 33: 21, تثنية 33: 22, تثنية 33: 23, تثنية 33: 24–25, تثنية 33: 27, تثنية 33: 28, تثنية 33: 29, تثنية 34: 1–3, تثنية 34: 4, تثنية 34: 6, تثنية 34: 7, تثنية 34: 8, تثنية 34 :9, تثنية 34: 10, تثنية 34: 10–12</w:t>
       </w:r>
       <w:r>
         <w:rPr>

--- a/arb/docx/05.content.docx
+++ b/arb/docx/05.content.docx
@@ -132,21 +132,6 @@
           <w:lang w:val="ar_AE" w:bidi="ar_AE"/>
         </w:rPr>
         <w:t>DEU</w:t>
-      </w:r>
-      <w:r>
-        <w:rPr>
-          <w:lang w:val="ar_AE" w:bidi="ar_AE"/>
-        </w:rPr>
-      </w:r>
-    </w:p>
-    <w:p>
-      <w:pPr>
-        <w:bidi/>
-      </w:pPr>
-      <w:r>
-        <w:rPr>
-          <w:lang w:val="ar_AE" w:bidi="ar_AE"/>
-        </w:rPr>
       </w:r>
       <w:r>
         <w:rPr>

--- a/arb/docx/05.content.docx
+++ b/arb/docx/05.content.docx
@@ -22,7 +22,7 @@
         <w:rPr>
           <w:lang w:val="ar_AE" w:bidi="ar_AE"/>
         </w:rPr>
-        <w:t>Resource: أسئلة الترجمة (unfoldingWord)</w:t>
+        <w:t>Resource: unfoldingWord® Translation Questions</w:t>
       </w:r>
       <w:r>
         <w:rPr>
@@ -91,7 +91,7 @@
         <w:rPr>
           <w:lang w:val="ar_AE" w:bidi="ar_AE"/>
         </w:rPr>
-        <w:t>أسئلة الترجمة (unfoldingWord)</w:t>
+        <w:t>unfoldingWord® Translation Questions</w:t>
       </w:r>
     </w:p>
     <w:p>
